--- a/documents/10-riverview-gha-migration-memo.docx
+++ b/documents/10-riverview-gha-migration-memo.docx
@@ -9475,7 +9475,7 @@
         <w:pStyle w:val="Heading1"/>
       </w:pPr>
       <w:r>
-        <w:t>Working remainder for RVH-MEM-2021-031</w:t>
+        <w:t>Open work after November 9, 2021</w:t>
       </w:r>
     </w:p>
     <w:p>
@@ -9489,7 +9489,7 @@
           <w:color w:val="222222"/>
           <w:sz w:val="24"/>
         </w:rPr>
-        <w:t>The front of Leave jenkins-legacy-3 for GitHub Actions on VLAN runners is the document. This remainder is the leftover a colleague still trips on: named people, named boxes, named tickets, and the work I still owe after November 9, 2021. It is not a second log and it is not a stack of exhibits with the same stub. If a paragraph fights the decision in the front, strike the paragraph.</w:t>
+        <w:t>What follows is leftover work from Leave jenkins-legacy-3 for GitHub Actions on VLAN runners: named people, named boxes, named tickets, and the items I still owe. If a paragraph fights the decision in the front of RVH-MEM-2021-031, strike the paragraph.</w:t>
       </w:r>
     </w:p>
     <w:p>
@@ -9643,7 +9643,7 @@
           <w:color w:val="222222"/>
           <w:sz w:val="24"/>
         </w:rPr>
-        <w:t>I will not put day-21 abort if the dual-run lies on a wiki that drifts. RVH-QA-2021-007 and this file are the record. If Diego Alvarez needs a diagram, they get a permalink, not a photo of a whiteboard. jenkins-legacy-3.riverview.internal stays out of the diagram title. If a new engineer asks where the leftover lives, I point here. I do not point at a Slack pin from November 9, 2021. Client Riverview.</w:t>
+        <w:t>I will not put day-21 abort if the dual-run lies on a wiki that drifts. RVH-QA-2021-007 and this file are the record. If Diego Alvarez needs a diagram, they get a permalink, not a photo of a whiteboard. jenkins-legacy-3.riverview.internal stays out of the diagram title. If a new engineer asks where the leftover lives, I point here. I do not point at a Slack pin from November 9, 2021.</w:t>
       </w:r>
     </w:p>
     <w:p>
@@ -11987,7 +11987,7 @@
           <w:color w:val="222222"/>
           <w:sz w:val="24"/>
         </w:rPr>
-        <w:t>People who were absent still get a usable remainder, not a transcript. Kavya Menon gets the decision, the refuse, and the date. They do not get a reconstruction of who raised their voice. If they object, they object on RVH-QA-2021-007. Client Riverview. Author Aman Kumar.</w:t>
+        <w:t>People who were absent still get a usable remainder, not a transcript. Kavya Menon gets the decision, the refuse, and the date. They do not get a reconstruction of who raised their voice. If they object, they object on RVH-QA-2021-007.</w:t>
       </w:r>
     </w:p>
     <w:p>
@@ -13032,7 +13032,7 @@
           <w:color w:val="222222"/>
           <w:sz w:val="24"/>
         </w:rPr>
-        <w:t>If you are implementing, keep the rejected alternative dead. If you are on-call, start read-only. If you are Diego Alvarez, the ask is unchanged: pick the path in the main body or send it back with a named objection. Sample I would still defend: 3133 rows, 12 minutes, freeze respected. Strike this remainder if it ever fights the decision callout. Author Aman Kumar. Client Riverview.</w:t>
+        <w:t>If you are implementing, keep the rejected alternative dead. If you are on-call, start read-only. If you are Diego Alvarez, the ask is unchanged: pick the path in the main body or send it back with a named objection. Sample I would still defend: 3133 rows, 12 minutes, freeze respected. Strike this section if it ever fights the decision callout.</w:t>
       </w:r>
     </w:p>
     <w:p>
@@ -13046,7 +13046,7 @@
           <w:color w:val="222222"/>
           <w:sz w:val="24"/>
         </w:rPr>
-        <w:t>This heading is the reopen rule, not a promise that nothing follows. If we still need words after the bank, they are named leftovers, not another copy of the same stub. a cleanup PR that renames a field is done as a heading when Luis Ortega closes RVH-MEM-2021-031 or writes a new date.</w:t>
+        <w:t>This heading is the reopen rule. a cleanup PR that renames a field is done when Luis Ortega closes RVH-MEM-2021-031 or writes a new date.</w:t>
       </w:r>
     </w:p>
     <w:p>
@@ -14198,7 +14198,7 @@
           <w:color w:val="222222"/>
           <w:sz w:val="24"/>
         </w:rPr>
-        <w:t>I am out of new section shapes. What follows is leftover owners and tickets already in this file, written so a colleague can act. I will not invent another exhibit format to fill a page budget.</w:t>
+        <w:t>Owners and tickets still attached to RVH-MEM-2021-031, written so a colleague can act without hunting Slack. Close is a decision, a refuse, or a new date.</w:t>
       </w:r>
     </w:p>
     <w:p>
@@ -14212,7 +14212,7 @@
           <w:color w:val="222222"/>
           <w:sz w:val="24"/>
         </w:rPr>
-        <w:t>RVH-QA-2021-007 still sits with Diego Alvarez. Host jenkins-legacy-3.riverview.internal. Due November 20, 2021 unless they write a new date. Close is a decision, a refuse, or that date. I will not accept a status dump. Front-matter number I am not re-arguing: 14. If this leftover is done, Diego Alvarez marks RVH-QA-2021-007 done. Aman Kumar will not keep a shadow list. Client Riverview.</w:t>
+        <w:t>RVH-QA-2021-007 still sits with Diego Alvarez. Host jenkins-legacy-3.riverview.internal. Due November 20, 2021 unless they write a new date. Close is a decision, a refuse, or that date. I will not accept a status dump. Front-matter number I am not re-arguing: 14. If this leftover is done, Diego Alvarez marks RVH-QA-2021-007 done. Aman Kumar will not keep a shadow list.</w:t>
       </w:r>
     </w:p>
     <w:p>
@@ -14310,7 +14310,7 @@
           <w:color w:val="222222"/>
           <w:sz w:val="24"/>
         </w:rPr>
-        <w:t>Stop leftover: RVH-PRD-2020-019 is not a twin of RVH-QA-2021-007. Keep one thread. Reject Jenkins on gha-runner-02.phx.riverview.internal. If this paragraph fights the front of RVH-MEM-2021-031, strike it. Due December 4, 2021. Client Riverview.</w:t>
+        <w:t>Stop leftover: RVH-PRD-2020-019 is not a twin of RVH-QA-2021-007. Keep one thread. Reject Jenkins on gha-runner-02.phx.riverview.internal. If this paragraph fights the front of RVH-MEM-2021-031, strike it. Due December 4, 2021.</w:t>
       </w:r>
     </w:p>
     <w:p>
@@ -14324,7 +14324,7 @@
           <w:color w:val="222222"/>
           <w:sz w:val="24"/>
         </w:rPr>
-        <w:t>RVH-QA-2021-007 still sits with Chris Patel. Host proxy-vlan-app.riverview.internal. Due December 6, 2021 unless they write a new date. Close is a decision, a refuse, or that date. I will not accept a status dump. Front-matter number I am not re-arguing: 14.1. If this leftover is done, Chris Patel marks RVH-QA-2021-007 done. Aman Kumar will not keep a shadow list. Client Riverview.</w:t>
+        <w:t>RVH-QA-2021-007 still sits with Chris Patel. Host proxy-vlan-app.riverview.internal. Due December 6, 2021 unless they write a new date. Close is a decision, a refuse, or that date. I will not accept a status dump. Front-matter number I am not re-arguing: 14.1. If this leftover is done, Chris Patel marks RVH-QA-2021-007 done. Aman Kumar will not keep a shadow list.</w:t>
       </w:r>
     </w:p>
     <w:p>
